--- a/downloads/handouts/Unit 07/Handout 07.06 - Four Questions and Profit Example.docx
+++ b/downloads/handouts/Unit 07/Handout 07.06 - Four Questions and Profit Example.docx
@@ -1346,13 +1346,19 @@
       </w:r>
     </w:p>
     <w:p>
-      <w:r>
-        <w:br w:type="page"/>
-      </w:r>
-    </w:p>
-    <w:p>
-      <w:r>
-        <w:br w:type="page"/>
+      <w:pPr>
+        <w:pStyle w:val="BodyText"/>
+      </w:pPr>
+      <w:r>
+        <w:t xml:space="preserve">____________________________________________________________________</w:t>
+      </w:r>
+    </w:p>
+    <w:p>
+      <w:pPr>
+        <w:pStyle w:val="BodyText"/>
+      </w:pPr>
+      <w:r>
+        <w:t xml:space="preserve">____________________________________________________________________</w:t>
       </w:r>
     </w:p>
     <w:p>
@@ -1726,8 +1732,11 @@
       </w:r>
     </w:p>
     <w:p>
-      <w:r>
-        <w:br w:type="page"/>
+      <w:pPr>
+        <w:pStyle w:val="BodyText"/>
+      </w:pPr>
+      <w:r>
+        <w:t xml:space="preserve">____________________________________________________________________</w:t>
       </w:r>
     </w:p>
     <w:p>
@@ -1747,10 +1756,8 @@
         <w:tblLook w:firstRow="1"/>
       </w:tblPr>
       <w:tblGrid>
-        <w:gridCol w:w="2340"/>
-        <w:gridCol w:w="2340"/>
-        <w:gridCol w:w="2340"/>
-        <w:gridCol w:w="2340"/>
+        <w:gridCol w:w="4680"/>
+        <w:gridCol w:w="4680"/>
       </w:tblGrid>
       <w:tr>
         <w:trPr>
@@ -1758,7 +1765,7 @@
         </w:trPr>
         <w:tc>
           <w:tcPr>
-            <w:tcW w:type="dxa" w:w="2340"/>
+            <w:tcW w:type="dxa" w:w="4680"/>
             <w:tcBorders>
               <w:bottom w:val="single"/>
             </w:tcBorders>
@@ -1776,7 +1783,7 @@
         </w:tc>
         <w:tc>
           <w:tcPr>
-            <w:tcW w:type="dxa" w:w="2340"/>
+            <w:tcW w:type="dxa" w:w="4680"/>
             <w:tcBorders>
               <w:bottom w:val="single"/>
             </w:tcBorders>
@@ -1788,42 +1795,6 @@
               <w:jc w:val="left"/>
             </w:pPr>
             <w:r>
-              <w:t xml:space="preserve">Turkish</w:t>
-            </w:r>
-          </w:p>
-        </w:tc>
-        <w:tc>
-          <w:tcPr>
-            <w:tcW w:type="dxa" w:w="2340"/>
-            <w:tcBorders>
-              <w:bottom w:val="single"/>
-            </w:tcBorders>
-            <w:vAlign w:val="bottom"/>
-          </w:tcPr>
-          <w:p>
-            <w:pPr>
-              <w:pStyle w:val="Compact"/>
-              <w:jc w:val="left"/>
-            </w:pPr>
-            <w:r>
-              <w:t xml:space="preserve">Portuguese</w:t>
-            </w:r>
-          </w:p>
-        </w:tc>
-        <w:tc>
-          <w:tcPr>
-            <w:tcW w:type="dxa" w:w="2340"/>
-            <w:tcBorders>
-              <w:bottom w:val="single"/>
-            </w:tcBorders>
-            <w:vAlign w:val="bottom"/>
-          </w:tcPr>
-          <w:p>
-            <w:pPr>
-              <w:pStyle w:val="Compact"/>
-              <w:jc w:val="left"/>
-            </w:pPr>
-            <w:r>
               <w:t xml:space="preserve">Spanish</w:t>
             </w:r>
           </w:p>
@@ -1832,7 +1803,7 @@
       <w:tr>
         <w:tc>
           <w:tcPr>
-            <w:tcW w:type="dxa" w:w="2340"/>
+            <w:tcW w:type="dxa" w:w="4680"/>
           </w:tcPr>
           <w:p>
             <w:pPr>
@@ -1846,35 +1817,7 @@
         </w:tc>
         <w:tc>
           <w:tcPr>
-            <w:tcW w:type="dxa" w:w="2340"/>
-          </w:tcPr>
-          <w:p>
-            <w:pPr>
-              <w:pStyle w:val="Compact"/>
-              <w:jc w:val="left"/>
-            </w:pPr>
-            <w:r>
-              <w:t xml:space="preserve">girişimci</w:t>
-            </w:r>
-          </w:p>
-        </w:tc>
-        <w:tc>
-          <w:tcPr>
-            <w:tcW w:type="dxa" w:w="2340"/>
-          </w:tcPr>
-          <w:p>
-            <w:pPr>
-              <w:pStyle w:val="Compact"/>
-              <w:jc w:val="left"/>
-            </w:pPr>
-            <w:r>
-              <w:t xml:space="preserve">empreendedor</w:t>
-            </w:r>
-          </w:p>
-        </w:tc>
-        <w:tc>
-          <w:tcPr>
-            <w:tcW w:type="dxa" w:w="2340"/>
+            <w:tcW w:type="dxa" w:w="4680"/>
           </w:tcPr>
           <w:p>
             <w:pPr>
@@ -1890,7 +1833,7 @@
       <w:tr>
         <w:tc>
           <w:tcPr>
-            <w:tcW w:type="dxa" w:w="2340"/>
+            <w:tcW w:type="dxa" w:w="4680"/>
           </w:tcPr>
           <w:p>
             <w:pPr>
@@ -1904,35 +1847,7 @@
         </w:tc>
         <w:tc>
           <w:tcPr>
-            <w:tcW w:type="dxa" w:w="2340"/>
-          </w:tcPr>
-          <w:p>
-            <w:pPr>
-              <w:pStyle w:val="Compact"/>
-              <w:jc w:val="left"/>
-            </w:pPr>
-            <w:r>
-              <w:t xml:space="preserve">işletme (iş)</w:t>
-            </w:r>
-          </w:p>
-        </w:tc>
-        <w:tc>
-          <w:tcPr>
-            <w:tcW w:type="dxa" w:w="2340"/>
-          </w:tcPr>
-          <w:p>
-            <w:pPr>
-              <w:pStyle w:val="Compact"/>
-              <w:jc w:val="left"/>
-            </w:pPr>
-            <w:r>
-              <w:t xml:space="preserve">negócio</w:t>
-            </w:r>
-          </w:p>
-        </w:tc>
-        <w:tc>
-          <w:tcPr>
-            <w:tcW w:type="dxa" w:w="2340"/>
+            <w:tcW w:type="dxa" w:w="4680"/>
           </w:tcPr>
           <w:p>
             <w:pPr>
@@ -1948,7 +1863,7 @@
       <w:tr>
         <w:tc>
           <w:tcPr>
-            <w:tcW w:type="dxa" w:w="2340"/>
+            <w:tcW w:type="dxa" w:w="4680"/>
           </w:tcPr>
           <w:p>
             <w:pPr>
@@ -1962,21 +1877,7 @@
         </w:tc>
         <w:tc>
           <w:tcPr>
-            <w:tcW w:type="dxa" w:w="2340"/>
-          </w:tcPr>
-          <w:p>
-            <w:pPr>
-              <w:pStyle w:val="Compact"/>
-              <w:jc w:val="left"/>
-            </w:pPr>
-            <w:r>
-              <w:t xml:space="preserve">sorun (problem)</w:t>
-            </w:r>
-          </w:p>
-        </w:tc>
-        <w:tc>
-          <w:tcPr>
-            <w:tcW w:type="dxa" w:w="2340"/>
+            <w:tcW w:type="dxa" w:w="4680"/>
           </w:tcPr>
           <w:p>
             <w:pPr>
@@ -1988,25 +1889,11 @@
             </w:r>
           </w:p>
         </w:tc>
-        <w:tc>
-          <w:tcPr>
-            <w:tcW w:type="dxa" w:w="2340"/>
-          </w:tcPr>
-          <w:p>
-            <w:pPr>
-              <w:pStyle w:val="Compact"/>
-              <w:jc w:val="left"/>
-            </w:pPr>
-            <w:r>
-              <w:t xml:space="preserve">problema</w:t>
-            </w:r>
-          </w:p>
-        </w:tc>
-      </w:tr>
-      <w:tr>
-        <w:tc>
-          <w:tcPr>
-            <w:tcW w:type="dxa" w:w="2340"/>
+      </w:tr>
+      <w:tr>
+        <w:tc>
+          <w:tcPr>
+            <w:tcW w:type="dxa" w:w="4680"/>
           </w:tcPr>
           <w:p>
             <w:pPr>
@@ -2020,21 +1907,7 @@
         </w:tc>
         <w:tc>
           <w:tcPr>
-            <w:tcW w:type="dxa" w:w="2340"/>
-          </w:tcPr>
-          <w:p>
-            <w:pPr>
-              <w:pStyle w:val="Compact"/>
-              <w:jc w:val="left"/>
-            </w:pPr>
-            <w:r>
-              <w:t xml:space="preserve">müşteri</w:t>
-            </w:r>
-          </w:p>
-        </w:tc>
-        <w:tc>
-          <w:tcPr>
-            <w:tcW w:type="dxa" w:w="2340"/>
+            <w:tcW w:type="dxa" w:w="4680"/>
           </w:tcPr>
           <w:p>
             <w:pPr>
@@ -2046,25 +1919,11 @@
             </w:r>
           </w:p>
         </w:tc>
-        <w:tc>
-          <w:tcPr>
-            <w:tcW w:type="dxa" w:w="2340"/>
-          </w:tcPr>
-          <w:p>
-            <w:pPr>
-              <w:pStyle w:val="Compact"/>
-              <w:jc w:val="left"/>
-            </w:pPr>
-            <w:r>
-              <w:t xml:space="preserve">cliente</w:t>
-            </w:r>
-          </w:p>
-        </w:tc>
-      </w:tr>
-      <w:tr>
-        <w:tc>
-          <w:tcPr>
-            <w:tcW w:type="dxa" w:w="2340"/>
+      </w:tr>
+      <w:tr>
+        <w:tc>
+          <w:tcPr>
+            <w:tcW w:type="dxa" w:w="4680"/>
           </w:tcPr>
           <w:p>
             <w:pPr>
@@ -2078,35 +1937,7 @@
         </w:tc>
         <w:tc>
           <w:tcPr>
-            <w:tcW w:type="dxa" w:w="2340"/>
-          </w:tcPr>
-          <w:p>
-            <w:pPr>
-              <w:pStyle w:val="Compact"/>
-              <w:jc w:val="left"/>
-            </w:pPr>
-            <w:r>
-              <w:t xml:space="preserve">ürün</w:t>
-            </w:r>
-          </w:p>
-        </w:tc>
-        <w:tc>
-          <w:tcPr>
-            <w:tcW w:type="dxa" w:w="2340"/>
-          </w:tcPr>
-          <w:p>
-            <w:pPr>
-              <w:pStyle w:val="Compact"/>
-              <w:jc w:val="left"/>
-            </w:pPr>
-            <w:r>
-              <w:t xml:space="preserve">produto</w:t>
-            </w:r>
-          </w:p>
-        </w:tc>
-        <w:tc>
-          <w:tcPr>
-            <w:tcW w:type="dxa" w:w="2340"/>
+            <w:tcW w:type="dxa" w:w="4680"/>
           </w:tcPr>
           <w:p>
             <w:pPr>
@@ -2122,7 +1953,7 @@
       <w:tr>
         <w:tc>
           <w:tcPr>
-            <w:tcW w:type="dxa" w:w="2340"/>
+            <w:tcW w:type="dxa" w:w="4680"/>
           </w:tcPr>
           <w:p>
             <w:pPr>
@@ -2136,35 +1967,7 @@
         </w:tc>
         <w:tc>
           <w:tcPr>
-            <w:tcW w:type="dxa" w:w="2340"/>
-          </w:tcPr>
-          <w:p>
-            <w:pPr>
-              <w:pStyle w:val="Compact"/>
-              <w:jc w:val="left"/>
-            </w:pPr>
-            <w:r>
-              <w:t xml:space="preserve">hizmet</w:t>
-            </w:r>
-          </w:p>
-        </w:tc>
-        <w:tc>
-          <w:tcPr>
-            <w:tcW w:type="dxa" w:w="2340"/>
-          </w:tcPr>
-          <w:p>
-            <w:pPr>
-              <w:pStyle w:val="Compact"/>
-              <w:jc w:val="left"/>
-            </w:pPr>
-            <w:r>
-              <w:t xml:space="preserve">serviço</w:t>
-            </w:r>
-          </w:p>
-        </w:tc>
-        <w:tc>
-          <w:tcPr>
-            <w:tcW w:type="dxa" w:w="2340"/>
+            <w:tcW w:type="dxa" w:w="4680"/>
           </w:tcPr>
           <w:p>
             <w:pPr>
@@ -2180,7 +1983,7 @@
       <w:tr>
         <w:tc>
           <w:tcPr>
-            <w:tcW w:type="dxa" w:w="2340"/>
+            <w:tcW w:type="dxa" w:w="4680"/>
           </w:tcPr>
           <w:p>
             <w:pPr>
@@ -2194,35 +1997,7 @@
         </w:tc>
         <w:tc>
           <w:tcPr>
-            <w:tcW w:type="dxa" w:w="2340"/>
-          </w:tcPr>
-          <w:p>
-            <w:pPr>
-              <w:pStyle w:val="Compact"/>
-              <w:jc w:val="left"/>
-            </w:pPr>
-            <w:r>
-              <w:t xml:space="preserve">gelir (satış geliri)</w:t>
-            </w:r>
-          </w:p>
-        </w:tc>
-        <w:tc>
-          <w:tcPr>
-            <w:tcW w:type="dxa" w:w="2340"/>
-          </w:tcPr>
-          <w:p>
-            <w:pPr>
-              <w:pStyle w:val="Compact"/>
-              <w:jc w:val="left"/>
-            </w:pPr>
-            <w:r>
-              <w:t xml:space="preserve">receita</w:t>
-            </w:r>
-          </w:p>
-        </w:tc>
-        <w:tc>
-          <w:tcPr>
-            <w:tcW w:type="dxa" w:w="2340"/>
+            <w:tcW w:type="dxa" w:w="4680"/>
           </w:tcPr>
           <w:p>
             <w:pPr>
@@ -2238,7 +2013,7 @@
       <w:tr>
         <w:tc>
           <w:tcPr>
-            <w:tcW w:type="dxa" w:w="2340"/>
+            <w:tcW w:type="dxa" w:w="4680"/>
           </w:tcPr>
           <w:p>
             <w:pPr>
@@ -2252,35 +2027,7 @@
         </w:tc>
         <w:tc>
           <w:tcPr>
-            <w:tcW w:type="dxa" w:w="2340"/>
-          </w:tcPr>
-          <w:p>
-            <w:pPr>
-              <w:pStyle w:val="Compact"/>
-              <w:jc w:val="left"/>
-            </w:pPr>
-            <w:r>
-              <w:t xml:space="preserve">maliyet</w:t>
-            </w:r>
-          </w:p>
-        </w:tc>
-        <w:tc>
-          <w:tcPr>
-            <w:tcW w:type="dxa" w:w="2340"/>
-          </w:tcPr>
-          <w:p>
-            <w:pPr>
-              <w:pStyle w:val="Compact"/>
-              <w:jc w:val="left"/>
-            </w:pPr>
-            <w:r>
-              <w:t xml:space="preserve">custo</w:t>
-            </w:r>
-          </w:p>
-        </w:tc>
-        <w:tc>
-          <w:tcPr>
-            <w:tcW w:type="dxa" w:w="2340"/>
+            <w:tcW w:type="dxa" w:w="4680"/>
           </w:tcPr>
           <w:p>
             <w:pPr>
@@ -2296,7 +2043,7 @@
       <w:tr>
         <w:tc>
           <w:tcPr>
-            <w:tcW w:type="dxa" w:w="2340"/>
+            <w:tcW w:type="dxa" w:w="4680"/>
           </w:tcPr>
           <w:p>
             <w:pPr>
@@ -2310,35 +2057,7 @@
         </w:tc>
         <w:tc>
           <w:tcPr>
-            <w:tcW w:type="dxa" w:w="2340"/>
-          </w:tcPr>
-          <w:p>
-            <w:pPr>
-              <w:pStyle w:val="Compact"/>
-              <w:jc w:val="left"/>
-            </w:pPr>
-            <w:r>
-              <w:t xml:space="preserve">kâr</w:t>
-            </w:r>
-          </w:p>
-        </w:tc>
-        <w:tc>
-          <w:tcPr>
-            <w:tcW w:type="dxa" w:w="2340"/>
-          </w:tcPr>
-          <w:p>
-            <w:pPr>
-              <w:pStyle w:val="Compact"/>
-              <w:jc w:val="left"/>
-            </w:pPr>
-            <w:r>
-              <w:t xml:space="preserve">lucro</w:t>
-            </w:r>
-          </w:p>
-        </w:tc>
-        <w:tc>
-          <w:tcPr>
-            <w:tcW w:type="dxa" w:w="2340"/>
+            <w:tcW w:type="dxa" w:w="4680"/>
           </w:tcPr>
           <w:p>
             <w:pPr>

--- a/downloads/handouts/Unit 07/Handout 07.06 - Four Questions and Profit Example.docx
+++ b/downloads/handouts/Unit 07/Handout 07.06 - Four Questions and Profit Example.docx
@@ -25,7 +25,7 @@
         <w:pStyle w:val="BodyText"/>
       </w:pPr>
       <w:r>
-        <w:t xml:space="preserve">Unit 7, Lesson 7.6. Calculators allowed and encouraged, all period, for everybody.</w:t>
+        <w:t xml:space="preserve">Unit 7, Lesson 7.6. Use a calculator. Everybody may, all period.</w:t>
       </w:r>
     </w:p>
     <w:p>
@@ -365,7 +365,7 @@
         <w:pStyle w:val="FirstParagraph"/>
       </w:pPr>
       <w:r>
-        <w:t xml:space="preserve">Work in your team. Five rows in five minutes. One sentence each. Move fast.</w:t>
+        <w:t xml:space="preserve">Work in your team. Fill in five rows in five minutes. Write one sentence in each box. Move fast.</w:t>
       </w:r>
     </w:p>
     <w:tbl>
@@ -587,13 +587,13 @@
         <w:rPr>
           <w:b/>
         </w:rPr>
-        <w:t xml:space="preserve">The push question, for every row:</w:t>
+        <w:t xml:space="preserve">Ask this for every row:</w:t>
       </w:r>
       <w:r>
         <w:t xml:space="preserve"> </w:t>
       </w:r>
       <w:r>
-        <w:t xml:space="preserve">would somebody pay to make that problem go away, and about how much?</w:t>
+        <w:t xml:space="preserve">(a) Would somebody pay to make that problem go away? (b) About how much?</w:t>
       </w:r>
     </w:p>
     <w:p>
@@ -1098,9 +1098,9 @@
       <w:pPr>
         <w:pStyle w:val="Heading3"/>
       </w:pPr>
-      <w:bookmarkStart w:id="26" w:name="X96f10d2f096aec5744fbedce2a823a90fa83d98"/>
-      <w:r>
-        <w:t xml:space="preserve">Now it breaks. You ordered 60 shirts and you only sold 40.</w:t>
+      <w:bookmarkStart w:id="26" w:name="Xb91a76949d600cfc5a5c8710d759e8596ed9804"/>
+      <w:r>
+        <w:t xml:space="preserve">Now it goes wrong. You ordered 60 shirts and you only sold 40.</w:t>
       </w:r>
       <w:bookmarkEnd w:id="26"/>
     </w:p>
@@ -1350,7 +1350,7 @@
         <w:pStyle w:val="BodyText"/>
       </w:pPr>
       <w:r>
-        <w:t xml:space="preserve">____________________________________________________________________</w:t>
+        <w:t xml:space="preserve">Line 1: ____________________________________________________________________</w:t>
       </w:r>
     </w:p>
     <w:p>
@@ -1358,7 +1358,7 @@
         <w:pStyle w:val="BodyText"/>
       </w:pPr>
       <w:r>
-        <w:t xml:space="preserve">____________________________________________________________________</w:t>
+        <w:t xml:space="preserve">Line 2: ____________________________________________________________________</w:t>
       </w:r>
     </w:p>
     <w:p>
@@ -1402,7 +1402,7 @@
         <w:t xml:space="preserve"> </w:t>
       </w:r>
       <w:r>
-        <w:t xml:space="preserve">costs you money and you do it because you like it. A</w:t>
+        <w:t xml:space="preserve">costs you money. You do it because you like it. A</w:t>
       </w:r>
       <w:r>
         <w:t xml:space="preserve"> </w:t>
@@ -1417,7 +1417,7 @@
         <w:t xml:space="preserve"> </w:t>
       </w:r>
       <w:r>
-        <w:t xml:space="preserve">brings in more than it costs, and somebody else decides whether it is worth paying for.</w:t>
+        <w:t xml:space="preserve">brings in more money than it costs. Somebody else decides whether it is worth paying for.</w:t>
       </w:r>
     </w:p>
     <w:p>
@@ -1442,7 +1442,7 @@
         <w:pStyle w:val="BodyText"/>
       </w:pPr>
       <w:r>
-        <w:t xml:space="preserve">Vote on each. Then write your decision with a reason that uses one of the four questions</w:t>
+        <w:t xml:space="preserve">Vote on each one. Then write your decision. Your reason must use one of the four questions</w:t>
       </w:r>
       <w:r>
         <w:t xml:space="preserve"> </w:t>
@@ -1534,7 +1534,7 @@
               <w:jc w:val="left"/>
             </w:pPr>
             <w:r>
-              <w:t xml:space="preserve">Why? Use a question number and a number.</w:t>
+              <w:t xml:space="preserve">Why? Use a question number (1 to 4) and at least one number from the situation.</w:t>
             </w:r>
           </w:p>
         </w:tc>
@@ -1701,7 +1701,7 @@
         <w:rPr>
           <w:b/>
         </w:rPr>
-        <w:t xml:space="preserve">1. One real problem you have seen this week that somebody would pay to have solved, and who would pay:</w:t>
+        <w:t xml:space="preserve">1. One real problem you saw this week that somebody would pay to have solved. Then who would pay:</w:t>
       </w:r>
     </w:p>
     <w:p>
@@ -1736,7 +1736,7 @@
         <w:pStyle w:val="BodyText"/>
       </w:pPr>
       <w:r>
-        <w:t xml:space="preserve">____________________________________________________________________</w:t>
+        <w:t xml:space="preserve">Line 1: ____________________________________________________________________</w:t>
       </w:r>
     </w:p>
     <w:p>
